--- a/shablon.docx
+++ b/shablon.docx
@@ -32,7 +32,7 @@
             <wp:extent cx="6489232" cy="10013165"/>
             <wp:effectExtent l="0" t="0" r="6985" b="7620"/>
             <wp:wrapNone/>
-            <wp:docPr id="2" name="Image 2"/>
+            <wp:docPr id="1001" name="Image 2"/>
             <wp:cNvGraphicFramePr/>
             <a:graphic xmlns:a="http://schemas.openxmlformats.org/drawingml/2006/main">
               <a:graphicData uri="http://schemas.openxmlformats.org/drawingml/2006/picture">
@@ -370,30 +370,8 @@
           <w:spacing w:val="-10"/>
           <w:sz w:val="24"/>
           <w:szCs w:val="24"/>
-          <w:highlight w:val="yellow"/>
-        </w:rPr>
-        <w:t>5</w:t>
-      </w:r>
-      <w:r>
-        <w:rPr>
-          <w:rFonts w:ascii="Montserrat" w:hAnsi="Montserrat"/>
-          <w:spacing w:val="-10"/>
-          <w:sz w:val="24"/>
-          <w:szCs w:val="24"/>
-          <w:highlight w:val="yellow"/>
-          <w:lang w:val="en-US"/>
-        </w:rPr>
-        <w:t>2</w:t>
-      </w:r>
-      <w:r>
-        <w:rPr>
-          <w:rFonts w:ascii="Montserrat" w:hAnsi="Montserrat"/>
-          <w:spacing w:val="-10"/>
-          <w:sz w:val="24"/>
-          <w:szCs w:val="24"/>
-          <w:highlight w:val="yellow"/>
-        </w:rPr>
-        <w:t>/26</w:t>
+        </w:rPr>
+        <w:t>{{raqam}}</w:t>
       </w:r>
     </w:p>
     <w:p>
@@ -555,28 +533,8 @@
           <w:rFonts w:ascii="Montserrat" w:hAnsi="Montserrat"/>
           <w:sz w:val="22"/>
           <w:szCs w:val="22"/>
-          <w:highlight w:val="yellow"/>
-        </w:rPr>
-        <w:t>1</w:t>
-      </w:r>
-      <w:r>
-        <w:rPr>
-          <w:rFonts w:ascii="Montserrat" w:hAnsi="Montserrat"/>
-          <w:sz w:val="22"/>
-          <w:szCs w:val="22"/>
-          <w:highlight w:val="yellow"/>
-          <w:lang w:val="en-US"/>
-        </w:rPr>
-        <w:t>1</w:t>
-      </w:r>
-      <w:r>
-        <w:rPr>
-          <w:rFonts w:ascii="Montserrat" w:hAnsi="Montserrat"/>
-          <w:sz w:val="22"/>
-          <w:szCs w:val="22"/>
-          <w:highlight w:val="yellow"/>
-        </w:rPr>
-        <w:t xml:space="preserve"> апрел</w:t>
+        </w:rPr>
+        <w:t>{{sana}}</w:t>
       </w:r>
     </w:p>
     <w:p>
@@ -734,16 +692,7 @@
         <w:t xml:space="preserve"> </w:t>
       </w:r>
       <w:r>
-        <w:t>"</w:t>
-      </w:r>
-      <w:r>
-        <w:rPr>
-          <w:highlight w:val="yellow"/>
-        </w:rPr>
-        <w:t>WELL ROAST" OK"WELL</w:t>
-      </w:r>
-      <w:r>
-        <w:t xml:space="preserve"> ROAST" OK</w:t>
+        <w:t xml:space="preserve">{{mijoz}} </w:t>
       </w:r>
       <w:r>
         <w:rPr>
@@ -835,35 +784,8 @@
           <w:rFonts w:ascii="Montserrat" w:hAnsi="Montserrat"/>
           <w:sz w:val="22"/>
           <w:szCs w:val="22"/>
-          <w:highlight w:val="yellow"/>
-        </w:rPr>
-        <w:t>LATIPOV XUSHVAKT</w:t>
-      </w:r>
-      <w:r>
-        <w:rPr>
-          <w:rFonts w:ascii="Montserrat" w:hAnsi="Montserrat"/>
-          <w:sz w:val="22"/>
-          <w:szCs w:val="22"/>
-        </w:rPr>
-        <w:t xml:space="preserve"> </w:t>
-      </w:r>
-      <w:r>
-        <w:rPr>
-          <w:rFonts w:ascii="Montserrat" w:hAnsi="Montserrat"/>
-          <w:sz w:val="22"/>
-          <w:szCs w:val="22"/>
-          <w:highlight w:val="yellow"/>
-        </w:rPr>
-        <w:t>SHAVKATOVICH</w:t>
-      </w:r>
-      <w:r>
-        <w:rPr>
-          <w:rFonts w:ascii="Montserrat" w:hAnsi="Montserrat"/>
-          <w:spacing w:val="46"/>
-          <w:sz w:val="22"/>
-          <w:szCs w:val="22"/>
-        </w:rPr>
-        <w:t xml:space="preserve"> </w:t>
+        </w:rPr>
+        <w:t>{{direktor}}</w:t>
       </w:r>
       <w:r>
         <w:rPr>
@@ -1224,7 +1146,7 @@
     </w:p>
     <w:tbl>
       <w:tblPr>
-        <w:tblW w:w="9768" w:type="dxa"/>
+        <w:tblW w:w="10090" w:type="dxa"/>
         <w:tblInd w:w="392" w:type="dxa"/>
         <w:tblBorders>
           <w:top w:val="single" w:sz="4" w:space="0" w:color="000000"/>
@@ -1237,21 +1159,21 @@
         <w:tblLook w:val="0000" w:firstRow="0" w:lastRow="0" w:firstColumn="0" w:lastColumn="0" w:noHBand="0" w:noVBand="0"/>
       </w:tblPr>
       <w:tblGrid>
-        <w:gridCol w:w="784"/>
-        <w:gridCol w:w="2208"/>
+        <w:gridCol w:w="810"/>
+        <w:gridCol w:w="2281"/>
         <w:gridCol w:w="22"/>
-        <w:gridCol w:w="2004"/>
-        <w:gridCol w:w="1153"/>
-        <w:gridCol w:w="1747"/>
-        <w:gridCol w:w="1850"/>
+        <w:gridCol w:w="2181"/>
+        <w:gridCol w:w="1191"/>
+        <w:gridCol w:w="1866"/>
+        <w:gridCol w:w="1739"/>
       </w:tblGrid>
       <w:tr>
         <w:trPr>
-          <w:trHeight w:val="752"/>
+          <w:trHeight w:val="777"/>
         </w:trPr>
         <w:tc>
           <w:tcPr>
-            <w:tcW w:w="732" w:type="dxa"/>
+            <w:tcW w:w="810" w:type="dxa"/>
             <w:tcBorders>
               <w:top w:val="single" w:sz="4" w:space="0" w:color="000000"/>
               <w:left w:val="single" w:sz="4" w:space="0" w:color="000000"/>
@@ -1289,7 +1211,7 @@
         </w:tc>
         <w:tc>
           <w:tcPr>
-            <w:tcW w:w="2085" w:type="dxa"/>
+            <w:tcW w:w="2303" w:type="dxa"/>
             <w:gridSpan w:val="2"/>
             <w:tcBorders>
               <w:top w:val="single" w:sz="4" w:space="0" w:color="000000"/>
@@ -1340,7 +1262,7 @@
         </w:tc>
         <w:tc>
           <w:tcPr>
-            <w:tcW w:w="2734" w:type="dxa"/>
+            <w:tcW w:w="2181" w:type="dxa"/>
             <w:tcBorders>
               <w:top w:val="single" w:sz="4" w:space="0" w:color="000000"/>
               <w:left w:val="single" w:sz="4" w:space="0" w:color="000000"/>
@@ -1395,7 +1317,7 @@
         </w:tc>
         <w:tc>
           <w:tcPr>
-            <w:tcW w:w="1077" w:type="dxa"/>
+            <w:tcW w:w="1191" w:type="dxa"/>
             <w:tcBorders>
               <w:top w:val="single" w:sz="4" w:space="0" w:color="000000"/>
               <w:left w:val="single" w:sz="4" w:space="0" w:color="000000"/>
@@ -1432,7 +1354,7 @@
         </w:tc>
         <w:tc>
           <w:tcPr>
-            <w:tcW w:w="1612" w:type="dxa"/>
+            <w:tcW w:w="1865" w:type="dxa"/>
             <w:tcBorders>
               <w:top w:val="single" w:sz="4" w:space="0" w:color="000000"/>
               <w:left w:val="single" w:sz="4" w:space="0" w:color="000000"/>
@@ -1469,7 +1391,7 @@
         </w:tc>
         <w:tc>
           <w:tcPr>
-            <w:tcW w:w="1525" w:type="dxa"/>
+            <w:tcW w:w="1739" w:type="dxa"/>
             <w:tcBorders>
               <w:top w:val="single" w:sz="4" w:space="0" w:color="000000"/>
               <w:left w:val="single" w:sz="4" w:space="0" w:color="000000"/>
@@ -1543,11 +1465,11 @@
       </w:tr>
       <w:tr>
         <w:trPr>
-          <w:trHeight w:val="1493"/>
+          <w:trHeight w:val="1543"/>
         </w:trPr>
         <w:tc>
           <w:tcPr>
-            <w:tcW w:w="732" w:type="dxa"/>
+            <w:tcW w:w="810" w:type="dxa"/>
           </w:tcPr>
           <w:p>
             <w:pPr>
@@ -1580,7 +1502,7 @@
         </w:tc>
         <w:tc>
           <w:tcPr>
-            <w:tcW w:w="2085" w:type="dxa"/>
+            <w:tcW w:w="2303" w:type="dxa"/>
             <w:gridSpan w:val="2"/>
           </w:tcPr>
           <w:p>
@@ -1611,7 +1533,7 @@
         </w:tc>
         <w:tc>
           <w:tcPr>
-            <w:tcW w:w="2734" w:type="dxa"/>
+            <w:tcW w:w="2181" w:type="dxa"/>
           </w:tcPr>
           <w:p>
             <w:pPr>
@@ -1634,15 +1556,14 @@
                 <w:color w:val="000000"/>
                 <w:sz w:val="24"/>
                 <w:szCs w:val="24"/>
-                <w:highlight w:val="yellow"/>
-              </w:rPr>
-              <w:t>PREZZO</w:t>
+              </w:rPr>
+              <w:t>{{mijoz}}</w:t>
             </w:r>
           </w:p>
         </w:tc>
         <w:tc>
           <w:tcPr>
-            <w:tcW w:w="1077" w:type="dxa"/>
+            <w:tcW w:w="1191" w:type="dxa"/>
           </w:tcPr>
           <w:p>
             <w:pPr>
@@ -1674,7 +1595,7 @@
         </w:tc>
         <w:tc>
           <w:tcPr>
-            <w:tcW w:w="1612" w:type="dxa"/>
+            <w:tcW w:w="1865" w:type="dxa"/>
           </w:tcPr>
           <w:p>
             <w:pPr>
@@ -1698,55 +1619,14 @@
                 <w:color w:val="000000"/>
                 <w:sz w:val="24"/>
                 <w:szCs w:val="24"/>
-                <w:highlight w:val="yellow"/>
-                <w:lang w:val="en-US"/>
-              </w:rPr>
-              <w:t>2 </w:t>
+              </w:rPr>
+              <w:t>{{summa}}</w:t>
             </w:r>
-            <w:r>
-              <w:rPr>
-                <w:rFonts w:ascii="Montserrat" w:hAnsi="Montserrat"/>
-                <w:color w:val="000000"/>
-                <w:sz w:val="24"/>
-                <w:szCs w:val="24"/>
-                <w:highlight w:val="yellow"/>
-                <w:lang w:val="en-US"/>
-              </w:rPr>
-              <w:t>30</w:t>
-            </w:r>
-            <w:r>
-              <w:rPr>
-                <w:rFonts w:ascii="Montserrat" w:hAnsi="Montserrat"/>
-                <w:color w:val="000000"/>
-                <w:sz w:val="24"/>
-                <w:szCs w:val="24"/>
-                <w:highlight w:val="yellow"/>
-                <w:lang w:val="en-US"/>
-              </w:rPr>
-              <w:t>0 000</w:t>
-            </w:r>
-          </w:p>
-          <w:p>
-            <w:pPr>
-              <w:pStyle w:val="a5"/>
-              <w:tabs>
-                <w:tab w:val="left" w:pos="0"/>
-              </w:tabs>
-              <w:adjustRightInd w:val="0"/>
-              <w:ind w:left="0"/>
-              <w:rPr>
-                <w:rFonts w:ascii="Montserrat" w:hAnsi="Montserrat"/>
-                <w:color w:val="000000"/>
-                <w:sz w:val="24"/>
-                <w:szCs w:val="24"/>
-                <w:lang w:val="en-US"/>
-              </w:rPr>
-            </w:pPr>
           </w:p>
         </w:tc>
         <w:tc>
           <w:tcPr>
-            <w:tcW w:w="1525" w:type="dxa"/>
+            <w:tcW w:w="1739" w:type="dxa"/>
           </w:tcPr>
           <w:p>
             <w:pPr>
@@ -1770,21 +1650,19 @@
                 <w:color w:val="000000"/>
                 <w:sz w:val="24"/>
                 <w:szCs w:val="24"/>
-                <w:highlight w:val="yellow"/>
-                <w:lang w:val="en-US"/>
-              </w:rPr>
-              <w:t>29;30;35;43</w:t>
+              </w:rPr>
+              <w:t>{{sinf}}</w:t>
             </w:r>
           </w:p>
         </w:tc>
       </w:tr>
       <w:tr>
         <w:trPr>
-          <w:trHeight w:val="380"/>
+          <w:trHeight w:val="392"/>
         </w:trPr>
         <w:tc>
           <w:tcPr>
-            <w:tcW w:w="2796" w:type="dxa"/>
+            <w:tcW w:w="3091" w:type="dxa"/>
             <w:gridSpan w:val="2"/>
           </w:tcPr>
           <w:p>
@@ -1817,7 +1695,7 @@
         </w:tc>
         <w:tc>
           <w:tcPr>
-            <w:tcW w:w="5447" w:type="dxa"/>
+            <w:tcW w:w="5260" w:type="dxa"/>
             <w:gridSpan w:val="4"/>
           </w:tcPr>
           <w:p>
@@ -1840,7 +1718,7 @@
         </w:tc>
         <w:tc>
           <w:tcPr>
-            <w:tcW w:w="1525" w:type="dxa"/>
+            <w:tcW w:w="1739" w:type="dxa"/>
           </w:tcPr>
           <w:p>
             <w:pPr>
@@ -1864,10 +1742,9 @@
                 <w:color w:val="000000"/>
                 <w:sz w:val="24"/>
                 <w:szCs w:val="24"/>
-                <w:highlight w:val="yellow"/>
                 <w:lang w:val="en-US"/>
               </w:rPr>
-              <w:t>2 </w:t>
+              <w:t>2</w:t>
             </w:r>
             <w:r>
               <w:rPr>
@@ -1875,10 +1752,9 @@
                 <w:color w:val="000000"/>
                 <w:sz w:val="24"/>
                 <w:szCs w:val="24"/>
-                <w:highlight w:val="yellow"/>
                 <w:lang w:val="en-US"/>
               </w:rPr>
-              <w:t>30</w:t>
+              <w:t> </w:t>
             </w:r>
             <w:r>
               <w:rPr>
@@ -1886,10 +1762,39 @@
                 <w:color w:val="000000"/>
                 <w:sz w:val="24"/>
                 <w:szCs w:val="24"/>
-                <w:highlight w:val="yellow"/>
                 <w:lang w:val="en-US"/>
               </w:rPr>
-              <w:t>0 000</w:t>
+              <w:t>30</w:t>
+            </w:r>
+            <w:r>
+              <w:rPr>
+                <w:rFonts w:ascii="Montserrat" w:hAnsi="Montserrat"/>
+                <w:color w:val="000000"/>
+                <w:sz w:val="24"/>
+                <w:szCs w:val="24"/>
+                <w:lang w:val="en-US"/>
+              </w:rPr>
+              <w:t>0</w:t>
+            </w:r>
+            <w:r>
+              <w:rPr>
+                <w:rFonts w:ascii="Montserrat" w:hAnsi="Montserrat"/>
+                <w:color w:val="000000"/>
+                <w:sz w:val="24"/>
+                <w:szCs w:val="24"/>
+                <w:lang w:val="en-US"/>
+              </w:rPr>
+              <w:t xml:space="preserve"> </w:t>
+            </w:r>
+            <w:r>
+              <w:rPr>
+                <w:rFonts w:ascii="Montserrat" w:hAnsi="Montserrat"/>
+                <w:color w:val="000000"/>
+                <w:sz w:val="24"/>
+                <w:szCs w:val="24"/>
+                <w:lang w:val="en-US"/>
+              </w:rPr>
+              <w:t>000</w:t>
             </w:r>
           </w:p>
         </w:tc>
@@ -1963,7 +1868,7 @@
             <wp:extent cx="3571443" cy="4169538"/>
             <wp:effectExtent l="0" t="0" r="0" b="0"/>
             <wp:wrapNone/>
-            <wp:docPr id="11" name="Image 11"/>
+            <wp:docPr id="1002" name="Image 11"/>
             <wp:cNvGraphicFramePr>
               <a:graphicFrameLocks xmlns:a="http://schemas.openxmlformats.org/drawingml/2006/main"/>
             </wp:cNvGraphicFramePr>
@@ -2109,7 +2014,6 @@
           <w:rFonts w:ascii="Montserrat" w:hAnsi="Montserrat"/>
           <w:spacing w:val="-2"/>
           <w:szCs w:val="20"/>
-          <w:lang w:val="ru-RU"/>
         </w:rPr>
         <w:t xml:space="preserve"> </w:t>
       </w:r>
@@ -2127,159 +2031,8 @@
           <w:color w:val="000000"/>
           <w:sz w:val="24"/>
           <w:szCs w:val="24"/>
-          <w:highlight w:val="yellow"/>
-          <w:lang w:val="ru-RU"/>
-        </w:rPr>
-        <w:t>2</w:t>
-      </w:r>
-      <w:r>
-        <w:rPr>
-          <w:rFonts w:ascii="Montserrat" w:hAnsi="Montserrat"/>
-          <w:color w:val="000000"/>
-          <w:sz w:val="24"/>
-          <w:szCs w:val="24"/>
-          <w:highlight w:val="yellow"/>
-          <w:lang w:val="en-US"/>
-        </w:rPr>
-        <w:t> </w:t>
-      </w:r>
-      <w:r>
-        <w:rPr>
-          <w:rFonts w:ascii="Montserrat" w:hAnsi="Montserrat"/>
-          <w:color w:val="000000"/>
-          <w:sz w:val="24"/>
-          <w:szCs w:val="24"/>
-          <w:highlight w:val="yellow"/>
-          <w:lang w:val="ru-RU"/>
-        </w:rPr>
-        <w:t>30</w:t>
-      </w:r>
-      <w:r>
-        <w:rPr>
-          <w:rFonts w:ascii="Montserrat" w:hAnsi="Montserrat"/>
-          <w:color w:val="000000"/>
-          <w:sz w:val="24"/>
-          <w:szCs w:val="24"/>
-          <w:highlight w:val="yellow"/>
-          <w:lang w:val="ru-RU"/>
-        </w:rPr>
-        <w:t>0</w:t>
-      </w:r>
-      <w:r>
-        <w:rPr>
-          <w:rFonts w:ascii="Montserrat" w:hAnsi="Montserrat"/>
-          <w:color w:val="000000"/>
-          <w:sz w:val="24"/>
-          <w:szCs w:val="24"/>
-          <w:highlight w:val="yellow"/>
-          <w:lang w:val="en-US"/>
-        </w:rPr>
-        <w:t> </w:t>
-      </w:r>
-      <w:r>
-        <w:rPr>
-          <w:rFonts w:ascii="Montserrat" w:hAnsi="Montserrat"/>
-          <w:color w:val="000000"/>
-          <w:sz w:val="24"/>
-          <w:szCs w:val="24"/>
-          <w:highlight w:val="yellow"/>
-          <w:lang w:val="ru-RU"/>
-        </w:rPr>
-        <w:t>000</w:t>
-      </w:r>
-      <w:r>
-        <w:rPr>
-          <w:rFonts w:ascii="Montserrat" w:hAnsi="Montserrat"/>
-          <w:spacing w:val="-10"/>
-          <w:szCs w:val="20"/>
-          <w:highlight w:val="yellow"/>
-        </w:rPr>
-        <w:t xml:space="preserve"> </w:t>
-      </w:r>
-      <w:r>
-        <w:rPr>
-          <w:rFonts w:ascii="Montserrat" w:hAnsi="Montserrat"/>
-          <w:spacing w:val="-10"/>
-          <w:szCs w:val="20"/>
-          <w:highlight w:val="yellow"/>
-          <w:lang w:val="ru-RU"/>
-        </w:rPr>
-        <w:t xml:space="preserve"> </w:t>
-      </w:r>
-      <w:r>
-        <w:rPr>
-          <w:rFonts w:ascii="Montserrat" w:hAnsi="Montserrat"/>
-          <w:spacing w:val="-10"/>
-          <w:szCs w:val="20"/>
-          <w:highlight w:val="yellow"/>
-        </w:rPr>
-        <w:t>(</w:t>
-      </w:r>
-      <w:r>
-        <w:rPr>
-          <w:rFonts w:ascii="Montserrat" w:hAnsi="Montserrat"/>
-          <w:spacing w:val="-10"/>
-          <w:szCs w:val="20"/>
-          <w:highlight w:val="yellow"/>
-        </w:rPr>
-        <w:t xml:space="preserve">Икки миллион </w:t>
-      </w:r>
-      <w:proofErr w:type="spellStart"/>
-      <w:r>
-        <w:rPr>
-          <w:rFonts w:ascii="Montserrat" w:hAnsi="Montserrat"/>
-          <w:spacing w:val="-10"/>
-          <w:szCs w:val="20"/>
-          <w:highlight w:val="yellow"/>
-          <w:lang w:val="ru-RU"/>
-        </w:rPr>
-        <w:t>учюзмин</w:t>
-      </w:r>
-      <w:r>
-        <w:rPr>
-          <w:rFonts w:ascii="Montserrat" w:hAnsi="Montserrat"/>
-          <w:spacing w:val="-10"/>
-          <w:szCs w:val="20"/>
-          <w:highlight w:val="yellow"/>
-          <w:lang w:val="ru-RU"/>
-        </w:rPr>
-        <w:t>г</w:t>
-      </w:r>
-      <w:proofErr w:type="spellEnd"/>
-      <w:r>
-        <w:rPr>
-          <w:rFonts w:ascii="Montserrat" w:hAnsi="Montserrat"/>
-          <w:spacing w:val="-10"/>
-          <w:szCs w:val="20"/>
-          <w:highlight w:val="yellow"/>
-          <w:lang w:val="ru-RU"/>
-        </w:rPr>
-        <w:t xml:space="preserve"> </w:t>
-      </w:r>
-      <w:r>
-        <w:rPr>
-          <w:rFonts w:ascii="Montserrat" w:hAnsi="Montserrat"/>
-          <w:spacing w:val="-10"/>
-          <w:szCs w:val="20"/>
-          <w:highlight w:val="yellow"/>
-        </w:rPr>
-        <w:t>минг</w:t>
-      </w:r>
-      <w:r>
-        <w:rPr>
-          <w:rFonts w:ascii="Montserrat" w:hAnsi="Montserrat"/>
-          <w:szCs w:val="20"/>
-          <w:highlight w:val="yellow"/>
-        </w:rPr>
-        <w:t>)</w:t>
-      </w:r>
-      <w:r>
-        <w:rPr>
-          <w:rFonts w:ascii="Montserrat" w:hAnsi="Montserrat"/>
-          <w:spacing w:val="2"/>
-          <w:szCs w:val="20"/>
-        </w:rPr>
-        <w:t xml:space="preserve"> </w:t>
+        </w:rPr>
+        <w:t>{{summa}} ({{summa_soz}})</w:t>
       </w:r>
       <w:r>
         <w:rPr>
@@ -3267,7 +3020,7 @@
             <wp:extent cx="3571543" cy="4169538"/>
             <wp:effectExtent l="0" t="0" r="0" b="0"/>
             <wp:wrapNone/>
-            <wp:docPr id="12" name="Image 12"/>
+            <wp:docPr id="1003" name="Image 12"/>
             <wp:cNvGraphicFramePr>
               <a:graphicFrameLocks xmlns:a="http://schemas.openxmlformats.org/drawingml/2006/main"/>
             </wp:cNvGraphicFramePr>
@@ -4949,7 +4702,7 @@
             <wp:extent cx="3571543" cy="4169538"/>
             <wp:effectExtent l="0" t="0" r="0" b="0"/>
             <wp:wrapNone/>
-            <wp:docPr id="13" name="Image 13"/>
+            <wp:docPr id="1004" name="Image 13"/>
             <wp:cNvGraphicFramePr>
               <a:graphicFrameLocks xmlns:a="http://schemas.openxmlformats.org/drawingml/2006/main"/>
             </wp:cNvGraphicFramePr>
@@ -7015,7 +6768,7 @@
             <wp:extent cx="3571543" cy="4169538"/>
             <wp:effectExtent l="0" t="0" r="0" b="2540"/>
             <wp:wrapNone/>
-            <wp:docPr id="21" name="Image 13"/>
+            <wp:docPr id="1005" name="Image 13"/>
             <wp:cNvGraphicFramePr>
               <a:graphicFrameLocks xmlns:a="http://schemas.openxmlformats.org/drawingml/2006/main"/>
             </wp:cNvGraphicFramePr>
@@ -7055,8 +6808,8 @@
         <w:tblLook w:val="04A0" w:firstRow="1" w:lastRow="0" w:firstColumn="1" w:lastColumn="0" w:noHBand="0" w:noVBand="1"/>
       </w:tblPr>
       <w:tblGrid>
-        <w:gridCol w:w="5011"/>
-        <w:gridCol w:w="4906"/>
+        <w:gridCol w:w="4969"/>
+        <w:gridCol w:w="4948"/>
       </w:tblGrid>
       <w:tr>
         <w:tc>
@@ -7072,7 +6825,6 @@
                 <w:b/>
                 <w:bCs/>
                 <w:color w:val="000000"/>
-                <w:highlight w:val="yellow"/>
                 <w:lang w:val="uz-Cyrl-UZ"/>
               </w:rPr>
             </w:pPr>
@@ -7082,7 +6834,6 @@
                 <w:b/>
                 <w:bCs/>
                 <w:color w:val="000000"/>
-                <w:highlight w:val="yellow"/>
                 <w:lang w:val="uz-Cyrl-UZ"/>
               </w:rPr>
               <w:t>«Буюртмачи»</w:t>
@@ -7096,13 +6847,12 @@
                 <w:rFonts w:ascii="Montserrat" w:hAnsi="Montserrat" w:cs="Tahoma"/>
                 <w:spacing w:val="-8"/>
                 <w:highlight w:val="yellow"/>
-                <w:lang w:val="uz-Cyrl-UZ"/>
+                <w:lang w:val="en-US"/>
               </w:rPr>
             </w:pPr>
             <w:r>
               <w:rPr>
                 <w:rFonts w:ascii="Montserrat" w:eastAsia="Helvetica Neue" w:hAnsi="Montserrat" w:cs="Tahoma"/>
-                <w:highlight w:val="yellow"/>
                 <w:lang w:val="uz-Cyrl-UZ"/>
               </w:rPr>
               <w:t>«</w:t>
@@ -7112,7 +6862,6 @@
                 <w:rFonts w:ascii="Montserrat" w:eastAsia="Helvetica Neue" w:hAnsi="Montserrat"/>
                 <w:sz w:val="25"/>
                 <w:szCs w:val="25"/>
-                <w:highlight w:val="yellow"/>
                 <w:lang w:val="uz-Cyrl-UZ"/>
               </w:rPr>
               <w:t xml:space="preserve"> </w:t>
@@ -7122,28 +6871,15 @@
                 <w:rFonts w:ascii="Montserrat" w:eastAsia="Helvetica Neue" w:hAnsi="Montserrat"/>
                 <w:sz w:val="25"/>
                 <w:szCs w:val="25"/>
-                <w:highlight w:val="yellow"/>
-                <w:lang w:val="uz-Cyrl-UZ"/>
-              </w:rPr>
-              <w:t xml:space="preserve">WELL ROAST </w:t>
+              </w:rPr>
+              <w:t>{{mijoz}}</w:t>
             </w:r>
             <w:r>
               <w:rPr>
                 <w:rFonts w:ascii="Montserrat" w:eastAsia="Helvetica Neue" w:hAnsi="Montserrat" w:cs="Tahoma"/>
-                <w:highlight w:val="yellow"/>
                 <w:lang w:val="uz-Cyrl-UZ"/>
               </w:rPr>
               <w:t xml:space="preserve">» </w:t>
-            </w:r>
-            <w:r>
-              <w:rPr>
-                <w:rFonts w:ascii="Montserrat" w:eastAsia="Helvetica Neue" w:hAnsi="Montserrat"/>
-                <w:sz w:val="25"/>
-                <w:szCs w:val="25"/>
-                <w:highlight w:val="yellow"/>
-                <w:lang w:val="uz-Cyrl-UZ"/>
-              </w:rPr>
-              <w:t>OK</w:t>
             </w:r>
           </w:p>
         </w:tc>
@@ -7237,31 +6973,24 @@
               <w:jc w:val="center"/>
               <w:rPr>
                 <w:rFonts w:ascii="Montserrat" w:hAnsi="Montserrat" w:cs="Tahoma"/>
-                <w:highlight w:val="yellow"/>
                 <w:lang w:val="uz-Cyrl-UZ"/>
               </w:rPr>
             </w:pPr>
             <w:r>
               <w:rPr>
                 <w:rFonts w:ascii="Montserrat" w:hAnsi="Montserrat" w:cs="Tahoma"/>
-                <w:highlight w:val="yellow"/>
                 <w:lang w:val="uz-Cyrl-UZ"/>
               </w:rPr>
               <w:t>Манзил:</w:t>
             </w:r>
             <w:r>
-              <w:rPr>
-                <w:highlight w:val="yellow"/>
-              </w:rPr>
               <w:t xml:space="preserve"> </w:t>
             </w:r>
             <w:r>
               <w:rPr>
                 <w:rFonts w:ascii="Montserrat" w:hAnsi="Montserrat" w:cs="Tahoma"/>
-                <w:highlight w:val="yellow"/>
-                <w:lang w:val="uz-Cyrl-UZ"/>
-              </w:rPr>
-              <w:t xml:space="preserve">Самарканд вилояти, САМАРҚАНД ТУМАНИ, Янгиобод МФЙ, Обиҳаёт кучаси, 1020-уй  </w:t>
+              </w:rPr>
+              <w:t>{{manzil}}</w:t>
             </w:r>
           </w:p>
           <w:p>
@@ -7271,12 +7000,10 @@
               <w:rPr>
                 <w:rFonts w:ascii="Montserrat" w:hAnsi="Montserrat"/>
                 <w:highlight w:val="yellow"/>
-                <w:lang w:val="en-US"/>
               </w:rPr>
             </w:pPr>
             <w:r>
               <w:rPr>
-                <w:highlight w:val="yellow"/>
                 <w:lang w:val="uz-Cyrl-UZ"/>
               </w:rPr>
               <w:tab/>
@@ -7284,7 +7011,6 @@
             <w:r>
               <w:rPr>
                 <w:rFonts w:ascii="Montserrat" w:hAnsi="Montserrat"/>
-                <w:highlight w:val="yellow"/>
                 <w:lang w:val="uz-Cyrl-UZ"/>
               </w:rPr>
               <w:t xml:space="preserve">ИНН: </w:t>
@@ -7292,35 +7018,34 @@
             <w:r>
               <w:rPr>
                 <w:rFonts w:ascii="Montserrat" w:hAnsi="Montserrat"/>
-                <w:highlight w:val="yellow"/>
-                <w:lang w:val="uz-Cyrl-UZ"/>
-              </w:rPr>
-              <w:t>310800218</w:t>
+              </w:rPr>
+              <w:t>{{stir}}</w:t>
             </w:r>
             <w:r>
               <w:rPr>
                 <w:rFonts w:ascii="Montserrat" w:hAnsi="Montserrat"/>
-                <w:highlight w:val="yellow"/>
                 <w:lang w:val="uz-Cyrl-UZ"/>
               </w:rPr>
-              <w:t xml:space="preserve">       </w:t>
+              <w:t xml:space="preserve">    </w:t>
             </w:r>
           </w:p>
           <w:p>
             <w:pPr>
               <w:pStyle w:val="a6"/>
-              <w:jc w:val="center"/>
               <w:rPr>
                 <w:rFonts w:ascii="Montserrat" w:hAnsi="Montserrat"/>
-                <w:b/>
-                <w:highlight w:val="yellow"/>
                 <w:lang w:val="uz-Cyrl-UZ"/>
               </w:rPr>
             </w:pPr>
             <w:r>
               <w:rPr>
                 <w:rFonts w:ascii="Montserrat" w:hAnsi="Montserrat"/>
-                <w:highlight w:val="yellow"/>
+              </w:rPr>
+              <w:t xml:space="preserve">                               </w:t>
+            </w:r>
+            <w:r>
+              <w:rPr>
+                <w:rFonts w:ascii="Montserrat" w:hAnsi="Montserrat"/>
                 <w:lang w:val="uz-Cyrl-UZ"/>
               </w:rPr>
               <w:t xml:space="preserve">Х/Р: </w:t>
@@ -7328,10 +7053,15 @@
             <w:r>
               <w:rPr>
                 <w:rFonts w:ascii="Montserrat" w:hAnsi="Montserrat"/>
-                <w:highlight w:val="yellow"/>
+              </w:rPr>
+              <w:t>{{xr}}</w:t>
+            </w:r>
+            <w:r>
+              <w:rPr>
+                <w:rFonts w:ascii="Montserrat" w:hAnsi="Montserrat"/>
                 <w:lang w:val="uz-Cyrl-UZ"/>
               </w:rPr>
-              <w:t>20208000705697068001</w:t>
+              <w:t xml:space="preserve">                         </w:t>
             </w:r>
           </w:p>
           <w:p>
@@ -7339,25 +7069,28 @@
               <w:pStyle w:val="a6"/>
               <w:rPr>
                 <w:rFonts w:ascii="Montserrat" w:hAnsi="Montserrat"/>
-                <w:highlight w:val="yellow"/>
                 <w:lang w:val="uz-Cyrl-UZ"/>
               </w:rPr>
             </w:pPr>
             <w:r>
               <w:rPr>
                 <w:rFonts w:ascii="Montserrat" w:hAnsi="Montserrat"/>
-                <w:highlight w:val="yellow"/>
-                <w:lang w:val="uz-Cyrl-UZ"/>
-              </w:rPr>
-              <w:t xml:space="preserve">                         МФО: </w:t>
+              </w:rPr>
+              <w:t xml:space="preserve">                            </w:t>
             </w:r>
             <w:r>
               <w:rPr>
+                <w:rFonts w:ascii="Montserrat" w:hAnsi="Montserrat"/>
+                <w:lang w:val="uz-Cyrl-UZ"/>
+              </w:rPr>
+              <w:t xml:space="preserve">МФО: </w:t>
+            </w:r>
+            <w:r>
+              <w:rPr>
                 <w:rFonts w:ascii="Montserrat" w:hAnsi="Montserrat" w:cs="Tahoma"/>
                 <w:spacing w:val="-8"/>
-                <w:highlight w:val="yellow"/>
-              </w:rPr>
-              <w:t>00450</w:t>
+              </w:rPr>
+              <w:t>{{mfo}}</w:t>
             </w:r>
           </w:p>
           <w:p>
@@ -8357,7 +8090,7 @@
             <wp:extent cx="3571240" cy="4148667"/>
             <wp:effectExtent l="0" t="0" r="0" b="4445"/>
             <wp:wrapNone/>
-            <wp:docPr id="20" name="Image 20"/>
+            <wp:docPr id="1006" name="Image 20"/>
             <wp:cNvGraphicFramePr>
               <a:graphicFrameLocks xmlns:a="http://schemas.openxmlformats.org/drawingml/2006/main"/>
             </wp:cNvGraphicFramePr>
@@ -8468,7 +8201,7 @@
             <wp:extent cx="3571543" cy="4169538"/>
             <wp:effectExtent l="0" t="0" r="0" b="2540"/>
             <wp:wrapNone/>
-            <wp:docPr id="22" name="Image 13"/>
+            <wp:docPr id="1007" name="Image 13"/>
             <wp:cNvGraphicFramePr>
               <a:graphicFrameLocks xmlns:a="http://schemas.openxmlformats.org/drawingml/2006/main"/>
             </wp:cNvGraphicFramePr>

--- a/shablon.docx
+++ b/shablon.docx
@@ -790,6 +790,14 @@
       <w:r>
         <w:rPr>
           <w:rFonts w:ascii="Montserrat" w:hAnsi="Montserrat"/>
+          <w:sz w:val="22"/>
+          <w:szCs w:val="22"/>
+        </w:rPr>
+        <w:t xml:space="preserve"> </w:t>
+      </w:r>
+      <w:r>
+        <w:rPr>
+          <w:rFonts w:ascii="Montserrat" w:hAnsi="Montserrat"/>
           <w:spacing w:val="-2"/>
           <w:sz w:val="22"/>
           <w:szCs w:val="22"/>
@@ -1159,13 +1167,13 @@
         <w:tblLook w:val="0000" w:firstRow="0" w:lastRow="0" w:firstColumn="0" w:lastColumn="0" w:noHBand="0" w:noVBand="0"/>
       </w:tblPr>
       <w:tblGrid>
-        <w:gridCol w:w="810"/>
-        <w:gridCol w:w="2281"/>
+        <w:gridCol w:w="807"/>
+        <w:gridCol w:w="2276"/>
         <w:gridCol w:w="22"/>
-        <w:gridCol w:w="2181"/>
-        <w:gridCol w:w="1191"/>
-        <w:gridCol w:w="1866"/>
-        <w:gridCol w:w="1739"/>
+        <w:gridCol w:w="2130"/>
+        <w:gridCol w:w="1188"/>
+        <w:gridCol w:w="1861"/>
+        <w:gridCol w:w="1806"/>
       </w:tblGrid>
       <w:tr>
         <w:trPr>
@@ -1285,34 +1293,14 @@
                 <w:lang w:val="en-US"/>
               </w:rPr>
             </w:pPr>
-            <w:proofErr w:type="spellStart"/>
             <w:r>
               <w:rPr>
                 <w:rFonts w:ascii="Montserrat" w:hAnsi="Montserrat"/>
                 <w:color w:val="000000"/>
                 <w:lang w:val="en-US"/>
               </w:rPr>
-              <w:t>Товар</w:t>
+              <w:t>Товар белгиси</w:t>
             </w:r>
-            <w:proofErr w:type="spellEnd"/>
-            <w:r>
-              <w:rPr>
-                <w:rFonts w:ascii="Montserrat" w:hAnsi="Montserrat"/>
-                <w:color w:val="000000"/>
-                <w:lang w:val="en-US"/>
-              </w:rPr>
-              <w:t xml:space="preserve"> </w:t>
-            </w:r>
-            <w:proofErr w:type="spellStart"/>
-            <w:r>
-              <w:rPr>
-                <w:rFonts w:ascii="Montserrat" w:hAnsi="Montserrat"/>
-                <w:color w:val="000000"/>
-                <w:lang w:val="en-US"/>
-              </w:rPr>
-              <w:t>белгиси</w:t>
-            </w:r>
-            <w:proofErr w:type="spellEnd"/>
           </w:p>
         </w:tc>
         <w:tc>
@@ -1340,7 +1328,6 @@
                 <w:lang w:val="en-US"/>
               </w:rPr>
             </w:pPr>
-            <w:proofErr w:type="spellStart"/>
             <w:r>
               <w:rPr>
                 <w:rFonts w:ascii="Montserrat" w:hAnsi="Montserrat"/>
@@ -1349,7 +1336,6 @@
               </w:rPr>
               <w:t>Сони</w:t>
             </w:r>
-            <w:proofErr w:type="spellEnd"/>
           </w:p>
         </w:tc>
         <w:tc>
@@ -1377,7 +1363,6 @@
                 <w:lang w:val="en-US"/>
               </w:rPr>
             </w:pPr>
-            <w:proofErr w:type="spellStart"/>
             <w:r>
               <w:rPr>
                 <w:rFonts w:ascii="Montserrat" w:hAnsi="Montserrat"/>
@@ -1386,7 +1371,6 @@
               </w:rPr>
               <w:t>Нархи</w:t>
             </w:r>
-            <w:proofErr w:type="spellEnd"/>
           </w:p>
         </w:tc>
         <w:tc>
@@ -1414,52 +1398,14 @@
                 <w:lang w:val="en-US"/>
               </w:rPr>
             </w:pPr>
-            <w:proofErr w:type="spellStart"/>
             <w:r>
               <w:rPr>
                 <w:rFonts w:ascii="Montserrat" w:hAnsi="Montserrat"/>
                 <w:color w:val="000000"/>
                 <w:lang w:val="en-US"/>
               </w:rPr>
-              <w:t>Қўшимча</w:t>
+              <w:t>Қўшимча синф учун</w:t>
             </w:r>
-            <w:proofErr w:type="spellEnd"/>
-            <w:r>
-              <w:rPr>
-                <w:rFonts w:ascii="Montserrat" w:hAnsi="Montserrat"/>
-                <w:color w:val="000000"/>
-                <w:lang w:val="en-US"/>
-              </w:rPr>
-              <w:t xml:space="preserve"> </w:t>
-            </w:r>
-            <w:proofErr w:type="spellStart"/>
-            <w:r>
-              <w:rPr>
-                <w:rFonts w:ascii="Montserrat" w:hAnsi="Montserrat"/>
-                <w:color w:val="000000"/>
-                <w:lang w:val="en-US"/>
-              </w:rPr>
-              <w:t>синф</w:t>
-            </w:r>
-            <w:proofErr w:type="spellEnd"/>
-            <w:r>
-              <w:rPr>
-                <w:rFonts w:ascii="Montserrat" w:hAnsi="Montserrat"/>
-                <w:color w:val="000000"/>
-                <w:lang w:val="en-US"/>
-              </w:rPr>
-              <w:t xml:space="preserve"> </w:t>
-            </w:r>
-            <w:proofErr w:type="spellStart"/>
-            <w:r>
-              <w:rPr>
-                <w:rFonts w:ascii="Montserrat" w:hAnsi="Montserrat"/>
-                <w:color w:val="000000"/>
-                <w:lang w:val="en-US"/>
-              </w:rPr>
-              <w:t>учун</w:t>
-            </w:r>
-            <w:proofErr w:type="spellEnd"/>
           </w:p>
         </w:tc>
       </w:tr>
@@ -1742,59 +1688,8 @@
                 <w:color w:val="000000"/>
                 <w:sz w:val="24"/>
                 <w:szCs w:val="24"/>
-                <w:lang w:val="en-US"/>
-              </w:rPr>
-              <w:t>2</w:t>
-            </w:r>
-            <w:r>
-              <w:rPr>
-                <w:rFonts w:ascii="Montserrat" w:hAnsi="Montserrat"/>
-                <w:color w:val="000000"/>
-                <w:sz w:val="24"/>
-                <w:szCs w:val="24"/>
-                <w:lang w:val="en-US"/>
-              </w:rPr>
-              <w:t> </w:t>
-            </w:r>
-            <w:r>
-              <w:rPr>
-                <w:rFonts w:ascii="Montserrat" w:hAnsi="Montserrat"/>
-                <w:color w:val="000000"/>
-                <w:sz w:val="24"/>
-                <w:szCs w:val="24"/>
-                <w:lang w:val="en-US"/>
-              </w:rPr>
-              <w:t>30</w:t>
-            </w:r>
-            <w:r>
-              <w:rPr>
-                <w:rFonts w:ascii="Montserrat" w:hAnsi="Montserrat"/>
-                <w:color w:val="000000"/>
-                <w:sz w:val="24"/>
-                <w:szCs w:val="24"/>
-                <w:lang w:val="en-US"/>
-              </w:rPr>
-              <w:t>0</w:t>
-            </w:r>
-            <w:r>
-              <w:rPr>
-                <w:rFonts w:ascii="Montserrat" w:hAnsi="Montserrat"/>
-                <w:color w:val="000000"/>
-                <w:sz w:val="24"/>
-                <w:szCs w:val="24"/>
-                <w:lang w:val="en-US"/>
-              </w:rPr>
-              <w:t xml:space="preserve"> </w:t>
-            </w:r>
-            <w:r>
-              <w:rPr>
-                <w:rFonts w:ascii="Montserrat" w:hAnsi="Montserrat"/>
-                <w:color w:val="000000"/>
-                <w:sz w:val="24"/>
-                <w:szCs w:val="24"/>
-                <w:lang w:val="en-US"/>
-              </w:rPr>
-              <w:t>000</w:t>
+              </w:rPr>
+              <w:t>{{summa}}</w:t>
             </w:r>
           </w:p>
         </w:tc>
@@ -9355,7 +9250,6 @@
   <w:style w:type="character" w:default="1" w:styleId="a0">
     <w:name w:val="Default Paragraph Font"/>
     <w:uiPriority w:val="1"/>
-    <w:semiHidden/>
     <w:unhideWhenUsed/>
   </w:style>
   <w:style w:type="table" w:default="1" w:styleId="a1">
